--- a/paper/SERAPH_Paper.docx
+++ b/paper/SERAPH_Paper.docx
@@ -265,12 +265,8 @@
     </w:p>
     <w:p>
       <w:pPr>
-        <w:pStyle w:val="ListParagraph"/>
-        <w:numPr>
-          <w:ilvl w:val="0"/>
-          <w:numId w:val="2"/>
-        </w:numPr>
-        <w:spacing w:line="150" w:after="80"/>
+        <w:spacing w:line="160" w:after="120"/>
+        <w:jc w:val="both"/>
       </w:pPr>
       <w:r>
         <w:rPr>
@@ -286,12 +282,8 @@
     </w:p>
     <w:p>
       <w:pPr>
-        <w:pStyle w:val="ListParagraph"/>
-        <w:numPr>
-          <w:ilvl w:val="0"/>
-          <w:numId w:val="2"/>
-        </w:numPr>
-        <w:spacing w:line="150" w:after="80"/>
+        <w:spacing w:line="160" w:after="120"/>
+        <w:jc w:val="both"/>
       </w:pPr>
       <w:r>
         <w:rPr>
@@ -307,12 +299,8 @@
     </w:p>
     <w:p>
       <w:pPr>
-        <w:pStyle w:val="ListParagraph"/>
-        <w:numPr>
-          <w:ilvl w:val="0"/>
-          <w:numId w:val="2"/>
-        </w:numPr>
-        <w:spacing w:line="150" w:after="80"/>
+        <w:spacing w:line="160" w:after="120"/>
+        <w:jc w:val="both"/>
       </w:pPr>
       <w:r>
         <w:rPr>
@@ -328,12 +316,8 @@
     </w:p>
     <w:p>
       <w:pPr>
-        <w:pStyle w:val="ListParagraph"/>
-        <w:numPr>
-          <w:ilvl w:val="0"/>
-          <w:numId w:val="2"/>
-        </w:numPr>
-        <w:spacing w:line="150" w:after="80"/>
+        <w:spacing w:line="160" w:after="120"/>
+        <w:jc w:val="both"/>
       </w:pPr>
       <w:r>
         <w:rPr>
@@ -349,12 +333,8 @@
     </w:p>
     <w:p>
       <w:pPr>
-        <w:pStyle w:val="ListParagraph"/>
-        <w:numPr>
-          <w:ilvl w:val="0"/>
-          <w:numId w:val="2"/>
-        </w:numPr>
-        <w:spacing w:line="150" w:after="80"/>
+        <w:spacing w:line="160" w:after="120"/>
+        <w:jc w:val="both"/>
       </w:pPr>
       <w:r>
         <w:rPr>
@@ -468,12 +448,8 @@
     </w:p>
     <w:p>
       <w:pPr>
-        <w:pStyle w:val="ListParagraph"/>
-        <w:numPr>
-          <w:ilvl w:val="0"/>
-          <w:numId w:val="2"/>
-        </w:numPr>
-        <w:spacing w:line="150" w:after="80"/>
+        <w:spacing w:line="160" w:after="120"/>
+        <w:jc w:val="both"/>
       </w:pPr>
       <w:r>
         <w:rPr>
@@ -489,12 +465,8 @@
     </w:p>
     <w:p>
       <w:pPr>
-        <w:pStyle w:val="ListParagraph"/>
-        <w:numPr>
-          <w:ilvl w:val="0"/>
-          <w:numId w:val="2"/>
-        </w:numPr>
-        <w:spacing w:line="150" w:after="80"/>
+        <w:spacing w:line="160" w:after="120"/>
+        <w:jc w:val="both"/>
       </w:pPr>
       <w:r>
         <w:rPr>
@@ -510,12 +482,8 @@
     </w:p>
     <w:p>
       <w:pPr>
-        <w:pStyle w:val="ListParagraph"/>
-        <w:numPr>
-          <w:ilvl w:val="0"/>
-          <w:numId w:val="2"/>
-        </w:numPr>
-        <w:spacing w:line="150" w:after="80"/>
+        <w:spacing w:line="160" w:after="120"/>
+        <w:jc w:val="both"/>
       </w:pPr>
       <w:r>
         <w:rPr>
@@ -531,12 +499,8 @@
     </w:p>
     <w:p>
       <w:pPr>
-        <w:pStyle w:val="ListParagraph"/>
-        <w:numPr>
-          <w:ilvl w:val="0"/>
-          <w:numId w:val="2"/>
-        </w:numPr>
-        <w:spacing w:line="150" w:after="80"/>
+        <w:spacing w:line="160" w:after="120"/>
+        <w:jc w:val="both"/>
       </w:pPr>
       <w:r>
         <w:rPr>
@@ -932,12 +896,8 @@
     </w:p>
     <w:p>
       <w:pPr>
-        <w:pStyle w:val="ListParagraph"/>
-        <w:numPr>
-          <w:ilvl w:val="0"/>
-          <w:numId w:val="2"/>
-        </w:numPr>
-        <w:spacing w:line="150" w:after="80"/>
+        <w:spacing w:line="160" w:after="120"/>
+        <w:jc w:val="both"/>
       </w:pPr>
       <w:r>
         <w:rPr>
@@ -953,12 +913,8 @@
     </w:p>
     <w:p>
       <w:pPr>
-        <w:pStyle w:val="ListParagraph"/>
-        <w:numPr>
-          <w:ilvl w:val="0"/>
-          <w:numId w:val="2"/>
-        </w:numPr>
-        <w:spacing w:line="150" w:after="80"/>
+        <w:spacing w:line="160" w:after="120"/>
+        <w:jc w:val="both"/>
       </w:pPr>
       <w:r>
         <w:rPr>
@@ -974,12 +930,8 @@
     </w:p>
     <w:p>
       <w:pPr>
-        <w:pStyle w:val="ListParagraph"/>
-        <w:numPr>
-          <w:ilvl w:val="0"/>
-          <w:numId w:val="2"/>
-        </w:numPr>
-        <w:spacing w:line="150" w:after="80"/>
+        <w:spacing w:line="160" w:after="120"/>
+        <w:jc w:val="both"/>
       </w:pPr>
       <w:r>
         <w:rPr>
@@ -995,12 +947,8 @@
     </w:p>
     <w:p>
       <w:pPr>
-        <w:pStyle w:val="ListParagraph"/>
-        <w:numPr>
-          <w:ilvl w:val="0"/>
-          <w:numId w:val="2"/>
-        </w:numPr>
-        <w:spacing w:line="150" w:after="80"/>
+        <w:spacing w:line="160" w:after="120"/>
+        <w:jc w:val="both"/>
       </w:pPr>
       <w:r>
         <w:rPr>
@@ -1016,12 +964,8 @@
     </w:p>
     <w:p>
       <w:pPr>
-        <w:pStyle w:val="ListParagraph"/>
-        <w:numPr>
-          <w:ilvl w:val="0"/>
-          <w:numId w:val="2"/>
-        </w:numPr>
-        <w:spacing w:line="150" w:after="80"/>
+        <w:spacing w:line="160" w:after="120"/>
+        <w:jc w:val="both"/>
       </w:pPr>
       <w:r>
         <w:rPr>
@@ -2006,12 +1950,8 @@
     </w:p>
     <w:p>
       <w:pPr>
-        <w:pStyle w:val="ListParagraph"/>
-        <w:numPr>
-          <w:ilvl w:val="0"/>
-          <w:numId w:val="2"/>
-        </w:numPr>
-        <w:spacing w:line="150" w:after="80"/>
+        <w:spacing w:line="160" w:after="120"/>
+        <w:jc w:val="both"/>
       </w:pPr>
       <w:r>
         <w:rPr>
@@ -2027,12 +1967,8 @@
     </w:p>
     <w:p>
       <w:pPr>
-        <w:pStyle w:val="ListParagraph"/>
-        <w:numPr>
-          <w:ilvl w:val="0"/>
-          <w:numId w:val="2"/>
-        </w:numPr>
-        <w:spacing w:line="150" w:after="80"/>
+        <w:spacing w:line="160" w:after="120"/>
+        <w:jc w:val="both"/>
       </w:pPr>
       <w:r>
         <w:rPr>
@@ -2048,12 +1984,8 @@
     </w:p>
     <w:p>
       <w:pPr>
-        <w:pStyle w:val="ListParagraph"/>
-        <w:numPr>
-          <w:ilvl w:val="0"/>
-          <w:numId w:val="2"/>
-        </w:numPr>
-        <w:spacing w:line="150" w:after="80"/>
+        <w:spacing w:line="160" w:after="120"/>
+        <w:jc w:val="both"/>
       </w:pPr>
       <w:r>
         <w:rPr>
@@ -2441,12 +2373,8 @@
     </w:p>
     <w:p>
       <w:pPr>
-        <w:pStyle w:val="ListParagraph"/>
-        <w:numPr>
-          <w:ilvl w:val="0"/>
-          <w:numId w:val="2"/>
-        </w:numPr>
-        <w:spacing w:line="150" w:after="80"/>
+        <w:spacing w:line="160" w:after="120"/>
+        <w:jc w:val="both"/>
       </w:pPr>
       <w:r>
         <w:rPr>
@@ -2462,12 +2390,8 @@
     </w:p>
     <w:p>
       <w:pPr>
-        <w:pStyle w:val="ListParagraph"/>
-        <w:numPr>
-          <w:ilvl w:val="0"/>
-          <w:numId w:val="2"/>
-        </w:numPr>
-        <w:spacing w:line="150" w:after="80"/>
+        <w:spacing w:line="160" w:after="120"/>
+        <w:jc w:val="both"/>
       </w:pPr>
       <w:r>
         <w:rPr>
@@ -2483,12 +2407,8 @@
     </w:p>
     <w:p>
       <w:pPr>
-        <w:pStyle w:val="ListParagraph"/>
-        <w:numPr>
-          <w:ilvl w:val="0"/>
-          <w:numId w:val="2"/>
-        </w:numPr>
-        <w:spacing w:line="150" w:after="80"/>
+        <w:spacing w:line="160" w:after="120"/>
+        <w:jc w:val="both"/>
       </w:pPr>
       <w:r>
         <w:rPr>
@@ -2504,12 +2424,8 @@
     </w:p>
     <w:p>
       <w:pPr>
-        <w:pStyle w:val="ListParagraph"/>
-        <w:numPr>
-          <w:ilvl w:val="0"/>
-          <w:numId w:val="2"/>
-        </w:numPr>
-        <w:spacing w:line="150" w:after="80"/>
+        <w:spacing w:line="160" w:after="120"/>
+        <w:jc w:val="both"/>
       </w:pPr>
       <w:r>
         <w:rPr>
@@ -2842,12 +2758,8 @@
     </w:p>
     <w:p>
       <w:pPr>
-        <w:pStyle w:val="ListParagraph"/>
-        <w:numPr>
-          <w:ilvl w:val="0"/>
-          <w:numId w:val="2"/>
-        </w:numPr>
-        <w:spacing w:line="150" w:after="80"/>
+        <w:spacing w:line="160" w:after="120"/>
+        <w:jc w:val="both"/>
       </w:pPr>
       <w:r>
         <w:rPr>
@@ -2863,12 +2775,8 @@
     </w:p>
     <w:p>
       <w:pPr>
-        <w:pStyle w:val="ListParagraph"/>
-        <w:numPr>
-          <w:ilvl w:val="0"/>
-          <w:numId w:val="2"/>
-        </w:numPr>
-        <w:spacing w:line="150" w:after="80"/>
+        <w:spacing w:line="160" w:after="120"/>
+        <w:jc w:val="both"/>
       </w:pPr>
       <w:r>
         <w:rPr>
@@ -2884,12 +2792,8 @@
     </w:p>
     <w:p>
       <w:pPr>
-        <w:pStyle w:val="ListParagraph"/>
-        <w:numPr>
-          <w:ilvl w:val="0"/>
-          <w:numId w:val="2"/>
-        </w:numPr>
-        <w:spacing w:line="150" w:after="80"/>
+        <w:spacing w:line="160" w:after="120"/>
+        <w:jc w:val="both"/>
       </w:pPr>
       <w:r>
         <w:rPr>
@@ -3172,12 +3076,8 @@
     </w:p>
     <w:p>
       <w:pPr>
-        <w:pStyle w:val="ListParagraph"/>
-        <w:numPr>
-          <w:ilvl w:val="0"/>
-          <w:numId w:val="2"/>
-        </w:numPr>
-        <w:spacing w:line="150" w:after="80"/>
+        <w:spacing w:line="160" w:after="120"/>
+        <w:jc w:val="both"/>
       </w:pPr>
       <w:r>
         <w:rPr>
@@ -3193,12 +3093,8 @@
     </w:p>
     <w:p>
       <w:pPr>
-        <w:pStyle w:val="ListParagraph"/>
-        <w:numPr>
-          <w:ilvl w:val="0"/>
-          <w:numId w:val="2"/>
-        </w:numPr>
-        <w:spacing w:line="150" w:after="80"/>
+        <w:spacing w:line="160" w:after="120"/>
+        <w:jc w:val="both"/>
       </w:pPr>
       <w:r>
         <w:rPr>
@@ -3214,12 +3110,8 @@
     </w:p>
     <w:p>
       <w:pPr>
-        <w:pStyle w:val="ListParagraph"/>
-        <w:numPr>
-          <w:ilvl w:val="0"/>
-          <w:numId w:val="2"/>
-        </w:numPr>
-        <w:spacing w:line="150" w:after="80"/>
+        <w:spacing w:line="160" w:after="120"/>
+        <w:jc w:val="both"/>
       </w:pPr>
       <w:r>
         <w:rPr>
@@ -10142,12 +10034,6 @@
   </w:abstractNum>
   <w:num w:numId="1">
     <w:abstractNumId w:val="1"/>
-    <w:lvlOverride w:ilvl="0">
-      <w:startOverride w:val="1"/>
-    </w:lvlOverride>
-  </w:num>
-  <w:num w:numId="2">
-    <w:abstractNumId w:val="2"/>
     <w:lvlOverride w:ilvl="0">
       <w:startOverride w:val="1"/>
     </w:lvlOverride>
